--- a/PRACTICA 4 CALIDAD Y  MINERÍA DE DATOS EN PYTHON.docx
+++ b/PRACTICA 4 CALIDAD Y  MINERÍA DE DATOS EN PYTHON.docx
@@ -290,10 +290,6 @@
     <w:p>
       <w:pPr>
         <w:pStyle w:val="ListParagraph"/>
-        <w:numPr>
-          <w:ilvl w:val="0"/>
-          <w:numId w:val="16"/>
-        </w:numPr>
         <w:tabs>
           <w:tab w:val="left" w:pos="284"/>
         </w:tabs>
@@ -305,9 +301,9 @@
       </w:pPr>
       <w:r>
         <w:rPr>
-          <w:rFonts w:cstheme="minorHAnsi"/>
-        </w:rPr>
-        <w:t>Realice un diagnóstico de cada una de las dimensiones de la calidad de datos, teniendo en cuenta los resultados del perfilado. El diagnóstico debe estar en el notebook.</w:t>
+          <w:rFonts w:ascii="Segoe UI Emoji" w:hAnsi="Segoe UI Emoji" w:cs="Segoe UI Emoji"/>
+        </w:rPr>
+        <w:t>✅</w:t>
       </w:r>
     </w:p>
     <w:p>
@@ -330,7 +326,68 @@
         <w:rPr>
           <w:rFonts w:cstheme="minorHAnsi"/>
         </w:rPr>
+        <w:t>Realice un diagnóstico de cada una de las dimensiones de la calidad de datos, teniendo en cuenta los resultados del perfilado. El diagnóstico debe estar en el notebook.</w:t>
+      </w:r>
+    </w:p>
+    <w:p>
+      <w:pPr>
+        <w:pStyle w:val="ListParagraph"/>
+        <w:tabs>
+          <w:tab w:val="left" w:pos="284"/>
+        </w:tabs>
+        <w:spacing w:after="0"/>
+        <w:jc w:val="both"/>
+        <w:rPr>
+          <w:rFonts w:cstheme="minorHAnsi"/>
+        </w:rPr>
+      </w:pPr>
+      <w:r>
+        <w:rPr>
+          <w:rFonts w:ascii="Segoe UI Emoji" w:hAnsi="Segoe UI Emoji" w:cs="Segoe UI Emoji"/>
+        </w:rPr>
+        <w:t>✅</w:t>
+      </w:r>
+    </w:p>
+    <w:p>
+      <w:pPr>
+        <w:pStyle w:val="ListParagraph"/>
+        <w:numPr>
+          <w:ilvl w:val="0"/>
+          <w:numId w:val="16"/>
+        </w:numPr>
+        <w:tabs>
+          <w:tab w:val="left" w:pos="284"/>
+        </w:tabs>
+        <w:spacing w:after="0"/>
+        <w:jc w:val="both"/>
+        <w:rPr>
+          <w:rFonts w:cstheme="minorHAnsi"/>
+        </w:rPr>
+      </w:pPr>
+      <w:r>
+        <w:rPr>
+          <w:rFonts w:cstheme="minorHAnsi"/>
+        </w:rPr>
         <w:t>Implemente todos los pasos de limpieza y mejora de los datos en Python.</w:t>
+      </w:r>
+    </w:p>
+    <w:p>
+      <w:pPr>
+        <w:pStyle w:val="ListParagraph"/>
+        <w:tabs>
+          <w:tab w:val="left" w:pos="284"/>
+        </w:tabs>
+        <w:spacing w:after="0"/>
+        <w:jc w:val="both"/>
+        <w:rPr>
+          <w:rFonts w:cstheme="minorHAnsi"/>
+        </w:rPr>
+      </w:pPr>
+      <w:r>
+        <w:rPr>
+          <w:rFonts w:ascii="Segoe UI Emoji" w:hAnsi="Segoe UI Emoji" w:cs="Segoe UI Emoji"/>
+        </w:rPr>
+        <w:t>✅</w:t>
       </w:r>
     </w:p>
     <w:p>
@@ -593,28 +650,25 @@
         </w:rPr>
         <w:t>Concluir sobre la calidad de los modelos.</w:t>
       </w:r>
-      <w:r>
-        <w:rPr>
-          <w:rFonts w:eastAsia="Times New Roman" w:cstheme="minorHAnsi"/>
-          <w:color w:val="252424"/>
-          <w:lang w:eastAsia="es-CO"/>
-        </w:rPr>
-        <w:t xml:space="preserve"> </w:t>
-      </w:r>
     </w:p>
     <w:p>
       <w:pPr>
         <w:pStyle w:val="ListParagraph"/>
-        <w:shd w:val="clear" w:color="auto" w:fill="FFFFFF"/>
-        <w:spacing w:before="100" w:beforeAutospacing="1" w:after="100" w:afterAutospacing="1" w:line="240" w:lineRule="auto"/>
-        <w:ind w:left="709"/>
+        <w:tabs>
+          <w:tab w:val="left" w:pos="284"/>
+        </w:tabs>
+        <w:spacing w:after="0"/>
         <w:jc w:val="both"/>
         <w:rPr>
-          <w:rFonts w:eastAsia="Times New Roman" w:cstheme="minorHAnsi"/>
-          <w:color w:val="252424"/>
-          <w:lang w:eastAsia="es-CO"/>
-        </w:rPr>
-      </w:pPr>
+          <w:rFonts w:ascii="Segoe UI Emoji" w:hAnsi="Segoe UI Emoji" w:cs="Segoe UI Emoji"/>
+        </w:rPr>
+      </w:pPr>
+      <w:r>
+        <w:rPr>
+          <w:rFonts w:ascii="Segoe UI Emoji" w:hAnsi="Segoe UI Emoji" w:cs="Segoe UI Emoji"/>
+        </w:rPr>
+        <w:t>✅</w:t>
+      </w:r>
     </w:p>
     <w:p>
       <w:pPr>
@@ -639,22 +693,63 @@
           <w:color w:val="252424"/>
           <w:lang w:eastAsia="es-CO"/>
         </w:rPr>
-        <w:t>(1.0) El mejor modelo debe ser hiperparametrizado con gridSearch.</w:t>
+        <w:t xml:space="preserve">(1.0) El mejor modelo debe ser </w:t>
+      </w:r>
+      <w:proofErr w:type="spellStart"/>
+      <w:r>
+        <w:rPr>
+          <w:rFonts w:eastAsia="Times New Roman" w:cstheme="minorHAnsi"/>
+          <w:color w:val="252424"/>
+          <w:lang w:eastAsia="es-CO"/>
+        </w:rPr>
+        <w:t>hiperparametrizado</w:t>
+      </w:r>
+      <w:proofErr w:type="spellEnd"/>
+      <w:r>
+        <w:rPr>
+          <w:rFonts w:eastAsia="Times New Roman" w:cstheme="minorHAnsi"/>
+          <w:color w:val="252424"/>
+          <w:lang w:eastAsia="es-CO"/>
+        </w:rPr>
+        <w:t xml:space="preserve"> con </w:t>
+      </w:r>
+      <w:proofErr w:type="spellStart"/>
+      <w:r>
+        <w:rPr>
+          <w:rFonts w:eastAsia="Times New Roman" w:cstheme="minorHAnsi"/>
+          <w:color w:val="252424"/>
+          <w:lang w:eastAsia="es-CO"/>
+        </w:rPr>
+        <w:t>gridSearch</w:t>
+      </w:r>
+      <w:proofErr w:type="spellEnd"/>
+      <w:r>
+        <w:rPr>
+          <w:rFonts w:eastAsia="Times New Roman" w:cstheme="minorHAnsi"/>
+          <w:color w:val="252424"/>
+          <w:lang w:eastAsia="es-CO"/>
+        </w:rPr>
+        <w:t>.</w:t>
       </w:r>
     </w:p>
     <w:p>
       <w:pPr>
         <w:pStyle w:val="ListParagraph"/>
-        <w:shd w:val="clear" w:color="auto" w:fill="FFFFFF"/>
-        <w:spacing w:before="100" w:beforeAutospacing="1" w:after="100" w:afterAutospacing="1" w:line="240" w:lineRule="auto"/>
-        <w:ind w:left="709"/>
+        <w:tabs>
+          <w:tab w:val="left" w:pos="284"/>
+        </w:tabs>
+        <w:spacing w:after="0"/>
         <w:jc w:val="both"/>
         <w:rPr>
-          <w:rFonts w:eastAsia="Times New Roman" w:cstheme="minorHAnsi"/>
-          <w:color w:val="252424"/>
-          <w:lang w:eastAsia="es-CO"/>
-        </w:rPr>
-      </w:pPr>
+          <w:rFonts w:cstheme="minorHAnsi"/>
+        </w:rPr>
+      </w:pPr>
+      <w:r>
+        <w:rPr>
+          <w:rFonts w:ascii="Segoe UI Emoji" w:hAnsi="Segoe UI Emoji" w:cs="Segoe UI Emoji"/>
+        </w:rPr>
+        <w:t>✅</w:t>
+      </w:r>
     </w:p>
     <w:p>
       <w:pPr>
@@ -733,6 +828,25 @@
     <w:p>
       <w:pPr>
         <w:pStyle w:val="ListParagraph"/>
+        <w:tabs>
+          <w:tab w:val="left" w:pos="284"/>
+        </w:tabs>
+        <w:spacing w:after="0"/>
+        <w:jc w:val="both"/>
+        <w:rPr>
+          <w:rFonts w:cstheme="minorHAnsi"/>
+        </w:rPr>
+      </w:pPr>
+      <w:r>
+        <w:rPr>
+          <w:rFonts w:ascii="Segoe UI Emoji" w:hAnsi="Segoe UI Emoji" w:cs="Segoe UI Emoji"/>
+        </w:rPr>
+        <w:t>✅</w:t>
+      </w:r>
+    </w:p>
+    <w:p>
+      <w:pPr>
+        <w:ind w:left="360"/>
         <w:rPr>
           <w:rFonts w:eastAsia="Times New Roman" w:cstheme="minorHAnsi"/>
           <w:color w:val="252424"/>
@@ -916,6 +1030,7 @@
           <w:color w:val="252424"/>
           <w:lang w:eastAsia="es-CO"/>
         </w:rPr>
+        <w:lastRenderedPageBreak/>
         <w:t>Entregables</w:t>
       </w:r>
       <w:r>
@@ -4143,6 +4258,14 @@
 </file>
 
 <file path=customXml/item2.xml><?xml version="1.0" encoding="utf-8"?>
+<p:properties xmlns:p="http://schemas.microsoft.com/office/2006/metadata/properties" xmlns:xsi="http://www.w3.org/2001/XMLSchema-instance" xmlns:pc="http://schemas.microsoft.com/office/infopath/2007/PartnerControls">
+  <documentManagement>
+    <ReferenceId xmlns="0d853dc7-0e16-4382-bc14-8a18efff7dc1" xsi:nil="true"/>
+  </documentManagement>
+</p:properties>
+</file>
+
+<file path=customXml/item3.xml><?xml version="1.0" encoding="utf-8"?>
 <ct:contentTypeSchema xmlns:ct="http://schemas.microsoft.com/office/2006/metadata/contentType" xmlns:ma="http://schemas.microsoft.com/office/2006/metadata/properties/metaAttributes" ct:_="" ma:_="" ma:contentTypeName="Document" ma:contentTypeID="0x010100E4EAC58E39280043866981E3C820F98D" ma:contentTypeVersion="4" ma:contentTypeDescription="Create a new document." ma:contentTypeScope="" ma:versionID="003755d3069e656dd39188a1eccaf5eb">
   <xsd:schema xmlns:xsd="http://www.w3.org/2001/XMLSchema" xmlns:xs="http://www.w3.org/2001/XMLSchema" xmlns:p="http://schemas.microsoft.com/office/2006/metadata/properties" xmlns:ns2="0d853dc7-0e16-4382-bc14-8a18efff7dc1" targetNamespace="http://schemas.microsoft.com/office/2006/metadata/properties" ma:root="true" ma:fieldsID="f40ed7cbb9ac6573ac0713bfa7b108f6" ns2:_="">
     <xsd:import namespace="0d853dc7-0e16-4382-bc14-8a18efff7dc1"/>
@@ -4286,14 +4409,6 @@
 </ct:contentTypeSchema>
 </file>
 
-<file path=customXml/item3.xml><?xml version="1.0" encoding="utf-8"?>
-<p:properties xmlns:p="http://schemas.microsoft.com/office/2006/metadata/properties" xmlns:xsi="http://www.w3.org/2001/XMLSchema-instance" xmlns:pc="http://schemas.microsoft.com/office/infopath/2007/PartnerControls">
-  <documentManagement>
-    <ReferenceId xmlns="0d853dc7-0e16-4382-bc14-8a18efff7dc1" xsi:nil="true"/>
-  </documentManagement>
-</p:properties>
-</file>
-
 <file path=customXml/itemProps1.xml><?xml version="1.0" encoding="utf-8"?>
 <ds:datastoreItem xmlns:ds="http://schemas.openxmlformats.org/officeDocument/2006/customXml" ds:itemID="{A2A42BD6-4083-4F24-AE93-34A61179E96F}">
   <ds:schemaRefs>
@@ -4303,6 +4418,16 @@
 </file>
 
 <file path=customXml/itemProps2.xml><?xml version="1.0" encoding="utf-8"?>
+<ds:datastoreItem xmlns:ds="http://schemas.openxmlformats.org/officeDocument/2006/customXml" ds:itemID="{A2563B2F-9C56-48FA-9513-A5643211083F}">
+  <ds:schemaRefs>
+    <ds:schemaRef ds:uri="http://schemas.microsoft.com/office/2006/metadata/properties"/>
+    <ds:schemaRef ds:uri="http://schemas.microsoft.com/office/infopath/2007/PartnerControls"/>
+    <ds:schemaRef ds:uri="0d853dc7-0e16-4382-bc14-8a18efff7dc1"/>
+  </ds:schemaRefs>
+</ds:datastoreItem>
+</file>
+
+<file path=customXml/itemProps3.xml><?xml version="1.0" encoding="utf-8"?>
 <ds:datastoreItem xmlns:ds="http://schemas.openxmlformats.org/officeDocument/2006/customXml" ds:itemID="{6EC76B7B-3670-4A83-9801-36FA621D3C49}">
   <ds:schemaRefs>
     <ds:schemaRef ds:uri="http://schemas.microsoft.com/office/2006/metadata/contentType"/>
@@ -4320,16 +4445,6 @@
 </ds:datastoreItem>
 </file>
 
-<file path=customXml/itemProps3.xml><?xml version="1.0" encoding="utf-8"?>
-<ds:datastoreItem xmlns:ds="http://schemas.openxmlformats.org/officeDocument/2006/customXml" ds:itemID="{A2563B2F-9C56-48FA-9513-A5643211083F}">
-  <ds:schemaRefs>
-    <ds:schemaRef ds:uri="http://schemas.microsoft.com/office/2006/metadata/properties"/>
-    <ds:schemaRef ds:uri="http://schemas.microsoft.com/office/infopath/2007/PartnerControls"/>
-    <ds:schemaRef ds:uri="0d853dc7-0e16-4382-bc14-8a18efff7dc1"/>
-  </ds:schemaRefs>
-</ds:datastoreItem>
-</file>
-
 <file path=docMetadata/LabelInfo.xml><?xml version="1.0" encoding="utf-8"?>
 <clbl:labelList xmlns:clbl="http://schemas.microsoft.com/office/2020/mipLabelMetadata">
   <clbl:label id="{618bab0f-20a4-4de3-a10c-e20cee96bb35}" enabled="0" method="" siteId="{618bab0f-20a4-4de3-a10c-e20cee96bb35}" removed="1"/>
